--- a/Livramento condicional.docx
+++ b/Livramento condicional.docx
@@ -36,7 +36,7 @@
           <w:sz w:val="24"/>
           <w:szCs w:val="24"/>
         </w:rPr>
-        <w:t>{{vara}}, ESTADO DE MATO GROSSO DO SUL</w:t>
+        <w:t>{{vara}}{% if vara_estado %}, {{vara_estado}}{% endif %}</w:t>
       </w:r>
       <w:r>
         <w:rPr>
@@ -309,7 +309,7 @@
           <w:sz w:val="24"/>
           <w:szCs w:val="24"/>
         </w:rPr>
-        <w:t xml:space="preserve">devidamente qualificado nos autos da execução penal, feito supracitado, através da Defensoria Pública do Estado de Mato Grosso do Sul, no âmbito do </w:t>
+        <w:t xml:space="preserve">devidamente qualificad{{o_a}} nos autos da execução penal, feito supracitado, através da DEFENSORIA PÚBLICA DO ESTADO DE MATO GROSSO DO SUL, no âmbito do </w:t>
       </w:r>
       <w:r>
         <w:rPr>
@@ -318,7 +318,7 @@
           <w:sz w:val="24"/>
           <w:szCs w:val="24"/>
         </w:rPr>
-        <w:t>Mutirão Processual Penal – Pena Justa</w:t>
+        <w:t>Mutirão Processual – Pena Justa</w:t>
       </w:r>
       <w:r>
         <w:rPr>
@@ -361,39 +361,35 @@
           <w:sz w:val="24"/>
           <w:szCs w:val="24"/>
         </w:rPr>
-        <w:t>LIVRAMENTO CONDICIONAL</w:t>
-      </w:r>
-      <w:r>
-        <w:rPr>
-          <w:rFonts w:ascii="Arial" w:hAnsi="Arial" w:cs="Arial"/>
-          <w:sz w:val="24"/>
-          <w:szCs w:val="24"/>
-        </w:rPr>
-        <w:t xml:space="preserve">, </w:t>
-      </w:r>
-      <w:r>
-        <w:rPr>
-          <w:rFonts w:ascii="Arial" w:hAnsi="Arial" w:cs="Arial"/>
-          <w:sz w:val="24"/>
-          <w:szCs w:val="24"/>
-        </w:rPr>
-        <w:t>ostenta bom comportamento carcerário durante o cumprimento da pena e não regi</w:t>
-      </w:r>
-      <w:r>
-        <w:rPr>
-          <w:rFonts w:ascii="Arial" w:hAnsi="Arial" w:cs="Arial"/>
-          <w:sz w:val="24"/>
-          <w:szCs w:val="24"/>
-        </w:rPr>
-        <w:t>stra falta grave nos últimos 12</w:t>
-      </w:r>
-      <w:r>
-        <w:rPr>
-          <w:rFonts w:ascii="Arial" w:hAnsi="Arial" w:cs="Arial"/>
-          <w:sz w:val="24"/>
-          <w:szCs w:val="24"/>
-        </w:rPr>
-        <w:t xml:space="preserve"> meses, com fundamento no art. 83 do Código Penal e no art. 131 da Lei de Execução Penal.</w:t>
+        <w:t>LIVRAMENTO CONDICIONAL, com fundamento no art. 83 do Código Penal e no art. 131 da Lei de Execução Penal{% if livramento_requisito or falta_grave_frase %}, uma vez que{% if livramento_requisito %} {{livramento_requisito}}{% if fracao_livramento in ('1/3', '1/2', '2/3') %} (cumprimento de {{fracao_livramento}} da pena){% endif %}{% endif %}{% if livramento_requisito and falta_grave_frase %},{% endif %}{% if falta_grave_frase %} ostenta bom comportamento carcerário durante o cumprimento da pena e não registra falta grave nos últimos 12 meses{% endif %}{% endif %}{% if not falta_grave_frase %}, com a requisição do atestado de conduta carcerária para a aferição do requisito subjetivo{% endif %}.</w:t>
+      </w:r>
+      <w:r>
+        <w:rPr>
+          <w:rFonts w:ascii="Arial" w:hAnsi="Arial" w:cs="Arial"/>
+          <w:sz w:val="24"/>
+          <w:szCs w:val="24"/>
+        </w:rPr>
+      </w:r>
+      <w:r>
+        <w:rPr>
+          <w:rFonts w:ascii="Arial" w:hAnsi="Arial" w:cs="Arial"/>
+          <w:sz w:val="24"/>
+          <w:szCs w:val="24"/>
+        </w:rPr>
+      </w:r>
+      <w:r>
+        <w:rPr>
+          <w:rFonts w:ascii="Arial" w:hAnsi="Arial" w:cs="Arial"/>
+          <w:sz w:val="24"/>
+          <w:szCs w:val="24"/>
+        </w:rPr>
+      </w:r>
+      <w:r>
+        <w:rPr>
+          <w:rFonts w:ascii="Arial" w:hAnsi="Arial" w:cs="Arial"/>
+          <w:sz w:val="24"/>
+          <w:szCs w:val="24"/>
+        </w:rPr>
       </w:r>
     </w:p>
     <w:p>
